--- a/document/TP13C_2-2-4_開發進度.docx
+++ b/document/TP13C_2-2-4_開發進度.docx
@@ -53,7 +53,6 @@
         <w:tc>
           <w:tcPr>
             <w:tcW w:type="dxa" w:w="3400"/>
-            <w:shd w:fill="D9D9D9" w:val="clear"/>
             <w:tcMar>
               <w:top w:type="dxa" w:w="80"/>
               <w:left w:type="dxa" w:w="120"/>
@@ -95,7 +94,6 @@
         <w:tc>
           <w:tcPr>
             <w:tcW w:type="dxa" w:w="6100"/>
-            <w:shd w:fill="D9D9D9" w:val="clear"/>
             <w:tcMar>
               <w:top w:type="dxa" w:w="80"/>
               <w:left w:type="dxa" w:w="120"/>
@@ -157,7 +155,19 @@
                 <w:sz w:val="21"/>
                 <w:szCs w:val="21"/>
               </w:rPr>
-              <w:t xml:space="preserve">核心軟體開發與模擬測試 Core Software Development and Simulation Testing</w:t>
+              <w:t xml:space="preserve">階段一：通訊協定與資料庫建置</w:t>
+            </w:r>
+          </w:p>
+          <w:p>
+            <w:r>
+              <w:rPr>
+                <w:rFonts w:ascii="Times New Roman" w:eastAsia="標楷體"/>
+                <w:b/>
+                <w:bCs/>
+                <w:sz w:val="21"/>
+                <w:szCs w:val="21"/>
+              </w:rPr>
+              <w:t xml:space="preserve">Stage 1: Protocols and Database Construction</w:t>
             </w:r>
           </w:p>
         </w:tc>
@@ -185,7 +195,22 @@
                 <w:sz w:val="21"/>
                 <w:szCs w:val="21"/>
               </w:rPr>
-              <w:t xml:space="preserve">VMS milestone 1 場域圖資與路網建置（車輛監控）</w:t>
+              <w:t xml:space="preserve">通訊規範設計</w:t>
+            </w:r>
+          </w:p>
+          <w:p>
+            <w:pPr>
+              <w:spacing w:after="40"/>
+            </w:pPr>
+            <w:r>
+              <w:rPr>
+                <w:rFonts w:ascii="Times New Roman" w:eastAsia="標楷體"/>
+                <w:b/>
+                <w:bCs/>
+                <w:sz w:val="21"/>
+                <w:szCs w:val="21"/>
+              </w:rPr>
+              <w:t xml:space="preserve">Communication Specification Design</w:t>
             </w:r>
           </w:p>
         </w:tc>
@@ -211,22 +236,22 @@
                 <w:sz w:val="21"/>
                 <w:szCs w:val="21"/>
               </w:rPr>
-              <w:t xml:space="preserve">建立場域圖資編輯與發布機制，完成路網節點、有向邊與行駛時間、站點及設施之定義，並建立營運路線與停靠站序，作為後續監控、排程與調度之基礎資料。</w:t>
-            </w:r>
-          </w:p>
-          <w:p>
-            <w:pPr>
-              <w:spacing w:after="40"/>
-            </w:pPr>
-            <w:r>
-              <w:rPr>
-                <w:rFonts w:ascii="Times New Roman" w:eastAsia="標楷體"/>
-                <w:b w:val="false"/>
-                <w:bCs w:val="false"/>
-                <w:sz w:val="21"/>
-                <w:szCs w:val="21"/>
-              </w:rPr>
-              <w:t xml:space="preserve">Establishes field map editing and publishing, completes the definition of network nodes, directed edges with travel times, stations and facilities, and builds operational routes and station sequences as the foundation data for subsequent monitoring, scheduling and dispatching.</w:t>
+              <w:t xml:space="preserve">訂定本系統對外之通訊規範，包含連線方式、訊息格式、時間基準與資料標準處理原則。</w:t>
+            </w:r>
+          </w:p>
+          <w:p>
+            <w:pPr>
+              <w:spacing w:after="40"/>
+            </w:pPr>
+            <w:r>
+              <w:rPr>
+                <w:rFonts w:ascii="Times New Roman" w:eastAsia="標楷體"/>
+                <w:b w:val="false"/>
+                <w:bCs w:val="false"/>
+                <w:sz w:val="21"/>
+                <w:szCs w:val="21"/>
+              </w:rPr>
+              <w:t xml:space="preserve">Defines the external communication specification of this system, including connection methods, message formats, time base and data standardization principles.</w:t>
             </w:r>
           </w:p>
         </w:tc>
@@ -254,7 +279,22 @@
                 <w:sz w:val="21"/>
                 <w:szCs w:val="21"/>
               </w:rPr>
-              <w:t xml:space="preserve">VMS milestone 2 營運全景圖台與即時監控（車輛監控）</w:t>
+              <w:t xml:space="preserve">動態控制與特殊事件協議設計</w:t>
+            </w:r>
+          </w:p>
+          <w:p>
+            <w:pPr>
+              <w:spacing w:after="40"/>
+            </w:pPr>
+            <w:r>
+              <w:rPr>
+                <w:rFonts w:ascii="Times New Roman" w:eastAsia="標楷體"/>
+                <w:b/>
+                <w:bCs/>
+                <w:sz w:val="21"/>
+                <w:szCs w:val="21"/>
+              </w:rPr>
+              <w:t xml:space="preserve">Dynamic Control and Special Event Protocol Design</w:t>
             </w:r>
           </w:p>
         </w:tc>
@@ -280,22 +320,22 @@
                 <w:sz w:val="21"/>
                 <w:szCs w:val="21"/>
               </w:rPr>
-              <w:t xml:space="preserve">建立圖台版面編輯與資料來源綁定機制，接收車輛狀態與場域設施狀態，完成路網、車輛、設施之即時圖形化顯示，以及事件清單、歷史事件檢視與報表輸出。</w:t>
-            </w:r>
-          </w:p>
-          <w:p>
-            <w:pPr>
-              <w:spacing w:after="40"/>
-            </w:pPr>
-            <w:r>
-              <w:rPr>
-                <w:rFonts w:ascii="Times New Roman" w:eastAsia="標楷體"/>
-                <w:b w:val="false"/>
-                <w:bCs w:val="false"/>
-                <w:sz w:val="21"/>
-                <w:szCs w:val="21"/>
-              </w:rPr>
-              <w:t xml:space="preserve">Establishes dashboard layout editing and data source binding, receives vehicle status and field facility status, and completes real-time graphical display of the network, vehicles and facilities, together with the event list, historical event review and report generation.</w:t>
+              <w:t xml:space="preserve">訂定營運控制指令與特殊事件之訊息協議，涵蓋派遣調度、降級運轉及車門月台控制之下達與回覆。</w:t>
+            </w:r>
+          </w:p>
+          <w:p>
+            <w:pPr>
+              <w:spacing w:after="40"/>
+            </w:pPr>
+            <w:r>
+              <w:rPr>
+                <w:rFonts w:ascii="Times New Roman" w:eastAsia="標楷體"/>
+                <w:b w:val="false"/>
+                <w:bCs w:val="false"/>
+                <w:sz w:val="21"/>
+                <w:szCs w:val="21"/>
+              </w:rPr>
+              <w:t xml:space="preserve">Defines the message protocols for operational control commands and special events, covering the issuance and response of dispatch, degraded operation and vehicle/platform door control.</w:t>
             </w:r>
           </w:p>
         </w:tc>
@@ -323,7 +363,22 @@
                 <w:sz w:val="21"/>
                 <w:szCs w:val="21"/>
               </w:rPr>
-              <w:t xml:space="preserve">VMS milestone 3 班表規劃與部署（車輛監控）</w:t>
+              <w:t xml:space="preserve">營運任務狀態協議設計</w:t>
+            </w:r>
+          </w:p>
+          <w:p>
+            <w:pPr>
+              <w:spacing w:after="40"/>
+            </w:pPr>
+            <w:r>
+              <w:rPr>
+                <w:rFonts w:ascii="Times New Roman" w:eastAsia="標楷體"/>
+                <w:b/>
+                <w:bCs/>
+                <w:sz w:val="21"/>
+                <w:szCs w:val="21"/>
+              </w:rPr>
+              <w:t xml:space="preserve">Operational Mission Status Protocol Design</w:t>
             </w:r>
           </w:p>
         </w:tc>
@@ -349,22 +404,22 @@
                 <w:sz w:val="21"/>
                 <w:szCs w:val="21"/>
               </w:rPr>
-              <w:t xml:space="preserve">完成時間模板、路線群組與整備任務之設定，依營運需求產生營運班表並執行可行性檢核（含停靠點占用、班距與輪替完整性），完成班表部署、清單管理及班次運行紀錄。</w:t>
-            </w:r>
-          </w:p>
-          <w:p>
-            <w:pPr>
-              <w:spacing w:after="40"/>
-            </w:pPr>
-            <w:r>
-              <w:rPr>
-                <w:rFonts w:ascii="Times New Roman" w:eastAsia="標楷體"/>
-                <w:b w:val="false"/>
-                <w:bCs w:val="false"/>
-                <w:sz w:val="21"/>
-                <w:szCs w:val="21"/>
-              </w:rPr>
-              <w:t xml:space="preserve">Completes the configuration of time templates, route groups and maintenance tasks, generates operational schedules according to operating requirements and performs feasibility verification (including berth occupancy, headway and rotation completeness), and completes schedule deployment, list management and trip operation records.</w:t>
+              <w:t xml:space="preserve">訂定班次與任務狀態之訊息協議，涵蓋班次執行狀態、站點動作狀態及預估到站資訊。</w:t>
+            </w:r>
+          </w:p>
+          <w:p>
+            <w:pPr>
+              <w:spacing w:after="40"/>
+            </w:pPr>
+            <w:r>
+              <w:rPr>
+                <w:rFonts w:ascii="Times New Roman" w:eastAsia="標楷體"/>
+                <w:b w:val="false"/>
+                <w:bCs w:val="false"/>
+                <w:sz w:val="21"/>
+                <w:szCs w:val="21"/>
+              </w:rPr>
+              <w:t xml:space="preserve">Defines the message protocols for trip and mission status, covering trip execution status, station action status and estimated time of arrival information.</w:t>
             </w:r>
           </w:p>
         </w:tc>
@@ -392,7 +447,22 @@
                 <w:sz w:val="21"/>
                 <w:szCs w:val="21"/>
               </w:rPr>
-              <w:t xml:space="preserve">VMS milestone 4 營運控制與系統介接（車輛監控）</w:t>
+              <w:t xml:space="preserve">設備健康與異常告警協議設計</w:t>
+            </w:r>
+          </w:p>
+          <w:p>
+            <w:pPr>
+              <w:spacing w:after="40"/>
+            </w:pPr>
+            <w:r>
+              <w:rPr>
+                <w:rFonts w:ascii="Times New Roman" w:eastAsia="標楷體"/>
+                <w:b/>
+                <w:bCs/>
+                <w:sz w:val="21"/>
+                <w:szCs w:val="21"/>
+              </w:rPr>
+              <w:t xml:space="preserve">Equipment Health and Alarm Protocol Design</w:t>
             </w:r>
           </w:p>
         </w:tc>
@@ -418,22 +488,22 @@
                 <w:sz w:val="21"/>
                 <w:szCs w:val="21"/>
               </w:rPr>
-              <w:t xml:space="preserve">完成派遣調度、降級運轉及車門月台控制等營運控制功能；與車輛巡航管理系統（中心端）完成營運策略交付與執行結果回報，並提供車輛預估到站資訊予 IOT SCADA 監控管理系統。</w:t>
-            </w:r>
-          </w:p>
-          <w:p>
-            <w:pPr>
-              <w:spacing w:after="40"/>
-            </w:pPr>
-            <w:r>
-              <w:rPr>
-                <w:rFonts w:ascii="Times New Roman" w:eastAsia="標楷體"/>
-                <w:b w:val="false"/>
-                <w:bCs w:val="false"/>
-                <w:sz w:val="21"/>
-                <w:szCs w:val="21"/>
-              </w:rPr>
-              <w:t xml:space="preserve">Completes operational control functions including dispatch management, degraded operation management and vehicle/platform door control; completes the delivery of operating strategies to and the reporting of execution results from the Vehicle Cruise Management System (Center Side), and provides vehicle estimated time of arrival information to the IOT SCADA Monitoring and Management System.</w:t>
+              <w:t xml:space="preserve">訂定場域設施狀態與異常告警之訊息協議，作為與 IOT SCADA 監控管理系統介接之依據。</w:t>
+            </w:r>
+          </w:p>
+          <w:p>
+            <w:pPr>
+              <w:spacing w:after="40"/>
+            </w:pPr>
+            <w:r>
+              <w:rPr>
+                <w:rFonts w:ascii="Times New Roman" w:eastAsia="標楷體"/>
+                <w:b w:val="false"/>
+                <w:bCs w:val="false"/>
+                <w:sz w:val="21"/>
+                <w:szCs w:val="21"/>
+              </w:rPr>
+              <w:t xml:space="preserve">Defines the message protocols for field facility status and abnormal alarms, serving as the basis for interfacing with the IOT SCADA Monitoring and Management System.</w:t>
             </w:r>
           </w:p>
         </w:tc>
@@ -461,7 +531,22 @@
                 <w:sz w:val="21"/>
                 <w:szCs w:val="21"/>
               </w:rPr>
-              <w:t xml:space="preserve">VMS milestone 5 帳號權限與稽核（車輛監控）</w:t>
+              <w:t xml:space="preserve">車輛動態協議設計</w:t>
+            </w:r>
+          </w:p>
+          <w:p>
+            <w:pPr>
+              <w:spacing w:after="40"/>
+            </w:pPr>
+            <w:r>
+              <w:rPr>
+                <w:rFonts w:ascii="Times New Roman" w:eastAsia="標楷體"/>
+                <w:b/>
+                <w:bCs/>
+                <w:sz w:val="21"/>
+                <w:szCs w:val="21"/>
+              </w:rPr>
+              <w:t xml:space="preserve">Vehicle Dynamics Protocol Design</w:t>
             </w:r>
           </w:p>
         </w:tc>
@@ -487,27 +572,1301 @@
                 <w:sz w:val="21"/>
                 <w:szCs w:val="21"/>
               </w:rPr>
-              <w:t xml:space="preserve">完成帳號、角色與功能權限之管理及綁定機制，建立登入登出、權限異動與營運操作之稽核紀錄，並完成系統參數設定、全域通知，以及資料加密、身分驗證與存取控管。</w:t>
-            </w:r>
-          </w:p>
-          <w:p>
-            <w:pPr>
-              <w:spacing w:after="40"/>
-            </w:pPr>
-            <w:r>
-              <w:rPr>
-                <w:rFonts w:ascii="Times New Roman" w:eastAsia="標楷體"/>
-                <w:b w:val="false"/>
-                <w:bCs w:val="false"/>
-                <w:sz w:val="21"/>
-                <w:szCs w:val="21"/>
-              </w:rPr>
-              <w:t xml:space="preserve">Completes the management and binding of accounts, roles and function permissions, establishes audit records for login/logout, permission changes and operational activities, and completes system parameter settings, global notifications, data encryption, identity authentication and access control.</w:t>
+              <w:t xml:space="preserve">訂定車輛運行狀態之訊息協議，涵蓋位置、速度、行駛方向、任務狀態及通訊狀態。</w:t>
+            </w:r>
+          </w:p>
+          <w:p>
+            <w:pPr>
+              <w:spacing w:after="40"/>
+            </w:pPr>
+            <w:r>
+              <w:rPr>
+                <w:rFonts w:ascii="Times New Roman" w:eastAsia="標楷體"/>
+                <w:b w:val="false"/>
+                <w:bCs w:val="false"/>
+                <w:sz w:val="21"/>
+                <w:szCs w:val="21"/>
+              </w:rPr>
+              <w:t xml:space="preserve">Defines the message protocols for vehicle operating status, covering position, speed, travel direction, mission status and communication status.</w:t>
+            </w:r>
+          </w:p>
+        </w:tc>
+      </w:tr>
+      <w:tr>
+        <w:tc>
+          <w:tcPr>
+            <w:tcW w:type="dxa" w:w="3400"/>
+            <w:tcMar>
+              <w:top w:type="dxa" w:w="80"/>
+              <w:left w:type="dxa" w:w="120"/>
+              <w:bottom w:type="dxa" w:w="80"/>
+              <w:right w:type="dxa" w:w="120"/>
+            </w:tcMar>
+          </w:tcPr>
+          <w:p>
+            <w:pPr>
+              <w:spacing w:after="40"/>
+            </w:pPr>
+            <w:r>
+              <w:rPr>
+                <w:rFonts w:ascii="Times New Roman" w:eastAsia="標楷體"/>
+                <w:b/>
+                <w:bCs/>
+                <w:sz w:val="21"/>
+                <w:szCs w:val="21"/>
+              </w:rPr>
+              <w:t xml:space="preserve">資料庫建置</w:t>
+            </w:r>
+          </w:p>
+          <w:p>
+            <w:pPr>
+              <w:spacing w:after="40"/>
+            </w:pPr>
+            <w:r>
+              <w:rPr>
+                <w:rFonts w:ascii="Times New Roman" w:eastAsia="標楷體"/>
+                <w:b/>
+                <w:bCs/>
+                <w:sz w:val="21"/>
+                <w:szCs w:val="21"/>
+              </w:rPr>
+              <w:t xml:space="preserve">Database Construction</w:t>
+            </w:r>
+          </w:p>
+        </w:tc>
+        <w:tc>
+          <w:tcPr>
+            <w:tcW w:type="dxa" w:w="6100"/>
+            <w:tcMar>
+              <w:top w:type="dxa" w:w="80"/>
+              <w:left w:type="dxa" w:w="120"/>
+              <w:bottom w:type="dxa" w:w="80"/>
+              <w:right w:type="dxa" w:w="120"/>
+            </w:tcMar>
+          </w:tcPr>
+          <w:p>
+            <w:pPr>
+              <w:spacing w:after="40"/>
+            </w:pPr>
+            <w:r>
+              <w:rPr>
+                <w:rFonts w:ascii="Times New Roman" w:eastAsia="標楷體"/>
+                <w:b w:val="false"/>
+                <w:bCs w:val="false"/>
+                <w:sz w:val="21"/>
+                <w:szCs w:val="21"/>
+              </w:rPr>
+              <w:t xml:space="preserve">依上述協議建立資料表結構，涵蓋主檔、營運排程、服務與訂單、場域圖資、場域與設備狀態、車輛遙測與控制指令、介面資源、帳號與權限、稽核日誌及系統基礎等十類。</w:t>
+            </w:r>
+          </w:p>
+          <w:p>
+            <w:pPr>
+              <w:spacing w:after="40"/>
+            </w:pPr>
+            <w:r>
+              <w:rPr>
+                <w:rFonts w:ascii="Times New Roman" w:eastAsia="標楷體"/>
+                <w:b w:val="false"/>
+                <w:bCs w:val="false"/>
+                <w:sz w:val="21"/>
+                <w:szCs w:val="21"/>
+              </w:rPr>
+              <w:t xml:space="preserve">Establishes the data table structure according to the above protocols, covering ten categories: master data, operation scheduling, service and order, field map data, field and equipment status, vehicle telemetry and control command, interface resources, account and permission, audit logs, and system base.</w:t>
+            </w:r>
+          </w:p>
+        </w:tc>
+      </w:tr>
+      <w:tr>
+        <w:tc>
+          <w:tcPr>
+            <w:tcW w:type="dxa" w:w="9500"/>
+            <w:gridSpan w:val="2"/>
+            <w:shd w:fill="F2F2F2" w:val="clear"/>
+            <w:tcMar>
+              <w:top w:type="dxa" w:w="80"/>
+              <w:left w:type="dxa" w:w="120"/>
+              <w:bottom w:type="dxa" w:w="80"/>
+              <w:right w:type="dxa" w:w="120"/>
+            </w:tcMar>
+          </w:tcPr>
+          <w:p>
+            <w:r>
+              <w:rPr>
+                <w:rFonts w:ascii="Times New Roman" w:eastAsia="標楷體"/>
+                <w:b/>
+                <w:bCs/>
+                <w:sz w:val="21"/>
+                <w:szCs w:val="21"/>
+              </w:rPr>
+              <w:t xml:space="preserve">階段二：核心軟體開發與模擬測試</w:t>
+            </w:r>
+          </w:p>
+          <w:p>
+            <w:r>
+              <w:rPr>
+                <w:rFonts w:ascii="Times New Roman" w:eastAsia="標楷體"/>
+                <w:b/>
+                <w:bCs/>
+                <w:sz w:val="21"/>
+                <w:szCs w:val="21"/>
+              </w:rPr>
+              <w:t xml:space="preserve">Stage 2: Core Software Development and Simulation Testing</w:t>
+            </w:r>
+          </w:p>
+        </w:tc>
+      </w:tr>
+      <w:tr>
+        <w:tc>
+          <w:tcPr>
+            <w:tcW w:type="dxa" w:w="3400"/>
+            <w:tcMar>
+              <w:top w:type="dxa" w:w="80"/>
+              <w:left w:type="dxa" w:w="120"/>
+              <w:bottom w:type="dxa" w:w="80"/>
+              <w:right w:type="dxa" w:w="120"/>
+            </w:tcMar>
+          </w:tcPr>
+          <w:p>
+            <w:pPr>
+              <w:spacing w:after="40"/>
+            </w:pPr>
+            <w:r>
+              <w:rPr>
+                <w:rFonts w:ascii="Times New Roman" w:eastAsia="標楷體"/>
+                <w:b/>
+                <w:bCs/>
+                <w:sz w:val="21"/>
+                <w:szCs w:val="21"/>
+              </w:rPr>
+              <w:t xml:space="preserve">營運核心層開發</w:t>
+            </w:r>
+          </w:p>
+          <w:p>
+            <w:pPr>
+              <w:spacing w:after="40"/>
+            </w:pPr>
+            <w:r>
+              <w:rPr>
+                <w:rFonts w:ascii="Times New Roman" w:eastAsia="標楷體"/>
+                <w:b/>
+                <w:bCs/>
+                <w:sz w:val="21"/>
+                <w:szCs w:val="21"/>
+              </w:rPr>
+              <w:t xml:space="preserve">Operation Core Layer Development</w:t>
+            </w:r>
+          </w:p>
+        </w:tc>
+        <w:tc>
+          <w:tcPr>
+            <w:tcW w:type="dxa" w:w="6100"/>
+            <w:tcMar>
+              <w:top w:type="dxa" w:w="80"/>
+              <w:left w:type="dxa" w:w="120"/>
+              <w:bottom w:type="dxa" w:w="80"/>
+              <w:right w:type="dxa" w:w="120"/>
+            </w:tcMar>
+          </w:tcPr>
+          <w:p>
+            <w:pPr>
+              <w:spacing w:after="40"/>
+            </w:pPr>
+            <w:r>
+              <w:rPr>
+                <w:rFonts w:ascii="Times New Roman" w:eastAsia="標楷體"/>
+                <w:b w:val="false"/>
+                <w:bCs w:val="false"/>
+                <w:sz w:val="21"/>
+                <w:szCs w:val="21"/>
+              </w:rPr>
+              <w:t xml:space="preserve">完成數據監控模組、營運管理模組、班表管理模組及事件管理模組之介面設計與程式開發，並以模擬資料驗證營運全景圖台、班表規劃部署與事件集中管理。</w:t>
+            </w:r>
+          </w:p>
+          <w:p>
+            <w:pPr>
+              <w:spacing w:after="40"/>
+            </w:pPr>
+            <w:r>
+              <w:rPr>
+                <w:rFonts w:ascii="Times New Roman" w:eastAsia="標楷體"/>
+                <w:b w:val="false"/>
+                <w:bCs w:val="false"/>
+                <w:sz w:val="21"/>
+                <w:szCs w:val="21"/>
+              </w:rPr>
+              <w:t xml:space="preserve">Completes the interface design and program development of the Data Monitoring, Operation Management, Schedule Management and Event Management Modules, and verifies the operation panorama dashboard, schedule planning and deployment, and centralized event management with simulated data.</w:t>
+            </w:r>
+          </w:p>
+        </w:tc>
+      </w:tr>
+      <w:tr>
+        <w:tc>
+          <w:tcPr>
+            <w:tcW w:type="dxa" w:w="3400"/>
+            <w:tcMar>
+              <w:top w:type="dxa" w:w="80"/>
+              <w:left w:type="dxa" w:w="120"/>
+              <w:bottom w:type="dxa" w:w="80"/>
+              <w:right w:type="dxa" w:w="120"/>
+            </w:tcMar>
+          </w:tcPr>
+          <w:p>
+            <w:pPr>
+              <w:spacing w:after="40"/>
+            </w:pPr>
+            <w:r>
+              <w:rPr>
+                <w:rFonts w:ascii="Times New Roman" w:eastAsia="標楷體"/>
+                <w:b/>
+                <w:bCs/>
+                <w:sz w:val="21"/>
+                <w:szCs w:val="21"/>
+              </w:rPr>
+              <w:t xml:space="preserve">資源配置層開發</w:t>
+            </w:r>
+          </w:p>
+          <w:p>
+            <w:pPr>
+              <w:spacing w:after="40"/>
+            </w:pPr>
+            <w:r>
+              <w:rPr>
+                <w:rFonts w:ascii="Times New Roman" w:eastAsia="標楷體"/>
+                <w:b/>
+                <w:bCs/>
+                <w:sz w:val="21"/>
+                <w:szCs w:val="21"/>
+              </w:rPr>
+              <w:t xml:space="preserve">Resource Configuration Layer Development</w:t>
+            </w:r>
+          </w:p>
+        </w:tc>
+        <w:tc>
+          <w:tcPr>
+            <w:tcW w:type="dxa" w:w="6100"/>
+            <w:tcMar>
+              <w:top w:type="dxa" w:w="80"/>
+              <w:left w:type="dxa" w:w="120"/>
+              <w:bottom w:type="dxa" w:w="80"/>
+              <w:right w:type="dxa" w:w="120"/>
+            </w:tcMar>
+          </w:tcPr>
+          <w:p>
+            <w:pPr>
+              <w:spacing w:after="40"/>
+            </w:pPr>
+            <w:r>
+              <w:rPr>
+                <w:rFonts w:ascii="Times New Roman" w:eastAsia="標楷體"/>
+                <w:b w:val="false"/>
+                <w:bCs w:val="false"/>
+                <w:sz w:val="21"/>
+                <w:szCs w:val="21"/>
+              </w:rPr>
+              <w:t xml:space="preserve">完成載具管理模組、場域管理模組、服務管理模組及媒體管理模組之介面設計與程式開發，建立載具、圖資、站點設施、服務路線與媒體資源之管理功能。</w:t>
+            </w:r>
+          </w:p>
+          <w:p>
+            <w:pPr>
+              <w:spacing w:after="40"/>
+            </w:pPr>
+            <w:r>
+              <w:rPr>
+                <w:rFonts w:ascii="Times New Roman" w:eastAsia="標楷體"/>
+                <w:b w:val="false"/>
+                <w:bCs w:val="false"/>
+                <w:sz w:val="21"/>
+                <w:szCs w:val="21"/>
+              </w:rPr>
+              <w:t xml:space="preserve">Completes the interface design and program development of the Vehicle Management, Field Management, Service Management and Media Management Modules, establishing management functions for vehicles, map data, stations and facilities, service routes and media resources.</w:t>
+            </w:r>
+          </w:p>
+        </w:tc>
+      </w:tr>
+      <w:tr>
+        <w:tc>
+          <w:tcPr>
+            <w:tcW w:type="dxa" w:w="3400"/>
+            <w:tcMar>
+              <w:top w:type="dxa" w:w="80"/>
+              <w:left w:type="dxa" w:w="120"/>
+              <w:bottom w:type="dxa" w:w="80"/>
+              <w:right w:type="dxa" w:w="120"/>
+            </w:tcMar>
+          </w:tcPr>
+          <w:p>
+            <w:pPr>
+              <w:spacing w:after="40"/>
+            </w:pPr>
+            <w:r>
+              <w:rPr>
+                <w:rFonts w:ascii="Times New Roman" w:eastAsia="標楷體"/>
+                <w:b/>
+                <w:bCs/>
+                <w:sz w:val="21"/>
+                <w:szCs w:val="21"/>
+              </w:rPr>
+              <w:t xml:space="preserve">資通安全層開發</w:t>
+            </w:r>
+          </w:p>
+          <w:p>
+            <w:pPr>
+              <w:spacing w:after="40"/>
+            </w:pPr>
+            <w:r>
+              <w:rPr>
+                <w:rFonts w:ascii="Times New Roman" w:eastAsia="標楷體"/>
+                <w:b/>
+                <w:bCs/>
+                <w:sz w:val="21"/>
+                <w:szCs w:val="21"/>
+              </w:rPr>
+              <w:t xml:space="preserve">Communication Security Layer Development</w:t>
+            </w:r>
+          </w:p>
+        </w:tc>
+        <w:tc>
+          <w:tcPr>
+            <w:tcW w:type="dxa" w:w="6100"/>
+            <w:tcMar>
+              <w:top w:type="dxa" w:w="80"/>
+              <w:left w:type="dxa" w:w="120"/>
+              <w:bottom w:type="dxa" w:w="80"/>
+              <w:right w:type="dxa" w:w="120"/>
+            </w:tcMar>
+          </w:tcPr>
+          <w:p>
+            <w:pPr>
+              <w:spacing w:after="40"/>
+            </w:pPr>
+            <w:r>
+              <w:rPr>
+                <w:rFonts w:ascii="Times New Roman" w:eastAsia="標楷體"/>
+                <w:b w:val="false"/>
+                <w:bCs w:val="false"/>
+                <w:sz w:val="21"/>
+                <w:szCs w:val="21"/>
+              </w:rPr>
+              <w:t xml:space="preserve">完成協定接入管理、外部系統整合、通訊加密服務及資料存取閘道之開發，建立對外通訊之接入、加密與存取控管機制。</w:t>
+            </w:r>
+          </w:p>
+          <w:p>
+            <w:pPr>
+              <w:spacing w:after="40"/>
+            </w:pPr>
+            <w:r>
+              <w:rPr>
+                <w:rFonts w:ascii="Times New Roman" w:eastAsia="標楷體"/>
+                <w:b w:val="false"/>
+                <w:bCs w:val="false"/>
+                <w:sz w:val="21"/>
+                <w:szCs w:val="21"/>
+              </w:rPr>
+              <w:t xml:space="preserve">Completes the development of Protocol Access Management, External System Integration, Communication Encryption Service and Data Access Gateway, establishing access, encryption and access control mechanisms for external communication.</w:t>
+            </w:r>
+          </w:p>
+        </w:tc>
+      </w:tr>
+      <w:tr>
+        <w:tc>
+          <w:tcPr>
+            <w:tcW w:type="dxa" w:w="3400"/>
+            <w:tcMar>
+              <w:top w:type="dxa" w:w="80"/>
+              <w:left w:type="dxa" w:w="120"/>
+              <w:bottom w:type="dxa" w:w="80"/>
+              <w:right w:type="dxa" w:w="120"/>
+            </w:tcMar>
+          </w:tcPr>
+          <w:p>
+            <w:pPr>
+              <w:spacing w:after="40"/>
+            </w:pPr>
+            <w:r>
+              <w:rPr>
+                <w:rFonts w:ascii="Times New Roman" w:eastAsia="標楷體"/>
+                <w:b/>
+                <w:bCs/>
+                <w:sz w:val="21"/>
+                <w:szCs w:val="21"/>
+              </w:rPr>
+              <w:t xml:space="preserve">後勤管理層開發</w:t>
+            </w:r>
+          </w:p>
+          <w:p>
+            <w:pPr>
+              <w:spacing w:after="40"/>
+            </w:pPr>
+            <w:r>
+              <w:rPr>
+                <w:rFonts w:ascii="Times New Roman" w:eastAsia="標楷體"/>
+                <w:b/>
+                <w:bCs/>
+                <w:sz w:val="21"/>
+                <w:szCs w:val="21"/>
+              </w:rPr>
+              <w:t xml:space="preserve">Logistics Management Layer Development</w:t>
+            </w:r>
+          </w:p>
+        </w:tc>
+        <w:tc>
+          <w:tcPr>
+            <w:tcW w:type="dxa" w:w="6100"/>
+            <w:tcMar>
+              <w:top w:type="dxa" w:w="80"/>
+              <w:left w:type="dxa" w:w="120"/>
+              <w:bottom w:type="dxa" w:w="80"/>
+              <w:right w:type="dxa" w:w="120"/>
+            </w:tcMar>
+          </w:tcPr>
+          <w:p>
+            <w:pPr>
+              <w:spacing w:after="40"/>
+            </w:pPr>
+            <w:r>
+              <w:rPr>
+                <w:rFonts w:ascii="Times New Roman" w:eastAsia="標楷體"/>
+                <w:b w:val="false"/>
+                <w:bCs w:val="false"/>
+                <w:sz w:val="21"/>
+                <w:szCs w:val="21"/>
+              </w:rPr>
+              <w:t xml:space="preserve">完成權限管理模組、日誌管理模組及系統基礎模組之介面設計與程式開發，建立帳號角色權限、稽核紀錄、系統參數與全域通知功能。</w:t>
+            </w:r>
+          </w:p>
+          <w:p>
+            <w:pPr>
+              <w:spacing w:after="40"/>
+            </w:pPr>
+            <w:r>
+              <w:rPr>
+                <w:rFonts w:ascii="Times New Roman" w:eastAsia="標楷體"/>
+                <w:b w:val="false"/>
+                <w:bCs w:val="false"/>
+                <w:sz w:val="21"/>
+                <w:szCs w:val="21"/>
+              </w:rPr>
+              <w:t xml:space="preserve">Completes the interface design and program development of the Permission Management, Log Management and System Base Modules, establishing account/role permissions, audit records, system parameters and global notification functions.</w:t>
+            </w:r>
+          </w:p>
+        </w:tc>
+      </w:tr>
+      <w:tr>
+        <w:tc>
+          <w:tcPr>
+            <w:tcW w:type="dxa" w:w="9500"/>
+            <w:gridSpan w:val="2"/>
+            <w:shd w:fill="F2F2F2" w:val="clear"/>
+            <w:tcMar>
+              <w:top w:type="dxa" w:w="80"/>
+              <w:left w:type="dxa" w:w="120"/>
+              <w:bottom w:type="dxa" w:w="80"/>
+              <w:right w:type="dxa" w:w="120"/>
+            </w:tcMar>
+          </w:tcPr>
+          <w:p>
+            <w:r>
+              <w:rPr>
+                <w:rFonts w:ascii="Times New Roman" w:eastAsia="標楷體"/>
+                <w:b/>
+                <w:bCs/>
+                <w:sz w:val="21"/>
+                <w:szCs w:val="21"/>
+              </w:rPr>
+              <w:t xml:space="preserve">階段三：廠測與單機測試</w:t>
+            </w:r>
+          </w:p>
+          <w:p>
+            <w:r>
+              <w:rPr>
+                <w:rFonts w:ascii="Times New Roman" w:eastAsia="標楷體"/>
+                <w:b/>
+                <w:bCs/>
+                <w:sz w:val="21"/>
+                <w:szCs w:val="21"/>
+              </w:rPr>
+              <w:t xml:space="preserve">Stage 3: Factory Testing and Standalone Testing</w:t>
+            </w:r>
+          </w:p>
+        </w:tc>
+      </w:tr>
+      <w:tr>
+        <w:tc>
+          <w:tcPr>
+            <w:tcW w:type="dxa" w:w="3400"/>
+            <w:tcMar>
+              <w:top w:type="dxa" w:w="80"/>
+              <w:left w:type="dxa" w:w="120"/>
+              <w:bottom w:type="dxa" w:w="80"/>
+              <w:right w:type="dxa" w:w="120"/>
+            </w:tcMar>
+          </w:tcPr>
+          <w:p>
+            <w:pPr>
+              <w:spacing w:after="40"/>
+            </w:pPr>
+            <w:r>
+              <w:rPr>
+                <w:rFonts w:ascii="Times New Roman" w:eastAsia="標楷體"/>
+                <w:b/>
+                <w:bCs/>
+                <w:sz w:val="21"/>
+                <w:szCs w:val="21"/>
+              </w:rPr>
+              <w:t xml:space="preserve">中間檢視</w:t>
+            </w:r>
+          </w:p>
+          <w:p>
+            <w:pPr>
+              <w:spacing w:after="40"/>
+            </w:pPr>
+            <w:r>
+              <w:rPr>
+                <w:rFonts w:ascii="Times New Roman" w:eastAsia="標楷體"/>
+                <w:b/>
+                <w:bCs/>
+                <w:sz w:val="21"/>
+                <w:szCs w:val="21"/>
+              </w:rPr>
+              <w:t xml:space="preserve">Interim Review</w:t>
+            </w:r>
+          </w:p>
+        </w:tc>
+        <w:tc>
+          <w:tcPr>
+            <w:tcW w:type="dxa" w:w="6100"/>
+            <w:tcMar>
+              <w:top w:type="dxa" w:w="80"/>
+              <w:left w:type="dxa" w:w="120"/>
+              <w:bottom w:type="dxa" w:w="80"/>
+              <w:right w:type="dxa" w:w="120"/>
+            </w:tcMar>
+          </w:tcPr>
+          <w:p>
+            <w:pPr>
+              <w:spacing w:after="40"/>
+            </w:pPr>
+            <w:r>
+              <w:rPr>
+                <w:rFonts w:ascii="Times New Roman" w:eastAsia="標楷體"/>
+                <w:b w:val="false"/>
+                <w:bCs w:val="false"/>
+                <w:sz w:val="21"/>
+                <w:szCs w:val="21"/>
+              </w:rPr>
+              <w:t xml:space="preserve">於軟體開發過程中辦理階段性檢視，確認各層模組之開發進度、介面一致性及與協議之符合性。</w:t>
+            </w:r>
+          </w:p>
+          <w:p>
+            <w:pPr>
+              <w:spacing w:after="40"/>
+            </w:pPr>
+            <w:r>
+              <w:rPr>
+                <w:rFonts w:ascii="Times New Roman" w:eastAsia="標楷體"/>
+                <w:b w:val="false"/>
+                <w:bCs w:val="false"/>
+                <w:sz w:val="21"/>
+                <w:szCs w:val="21"/>
+              </w:rPr>
+              <w:t xml:space="preserve">Conducts interim reviews during software development to confirm the development progress of each layer, interface consistency and conformity with the defined protocols.</w:t>
+            </w:r>
+          </w:p>
+        </w:tc>
+      </w:tr>
+      <w:tr>
+        <w:tc>
+          <w:tcPr>
+            <w:tcW w:type="dxa" w:w="3400"/>
+            <w:tcMar>
+              <w:top w:type="dxa" w:w="80"/>
+              <w:left w:type="dxa" w:w="120"/>
+              <w:bottom w:type="dxa" w:w="80"/>
+              <w:right w:type="dxa" w:w="120"/>
+            </w:tcMar>
+          </w:tcPr>
+          <w:p>
+            <w:pPr>
+              <w:spacing w:after="40"/>
+            </w:pPr>
+            <w:r>
+              <w:rPr>
+                <w:rFonts w:ascii="Times New Roman" w:eastAsia="標楷體"/>
+                <w:b/>
+                <w:bCs/>
+                <w:sz w:val="21"/>
+                <w:szCs w:val="21"/>
+              </w:rPr>
+              <w:t xml:space="preserve">廠測（FAT）</w:t>
+            </w:r>
+          </w:p>
+          <w:p>
+            <w:pPr>
+              <w:spacing w:after="40"/>
+            </w:pPr>
+            <w:r>
+              <w:rPr>
+                <w:rFonts w:ascii="Times New Roman" w:eastAsia="標楷體"/>
+                <w:b/>
+                <w:bCs/>
+                <w:sz w:val="21"/>
+                <w:szCs w:val="21"/>
+              </w:rPr>
+              <w:t xml:space="preserve">Factory Acceptance Test</w:t>
+            </w:r>
+          </w:p>
+        </w:tc>
+        <w:tc>
+          <w:tcPr>
+            <w:tcW w:type="dxa" w:w="6100"/>
+            <w:tcMar>
+              <w:top w:type="dxa" w:w="80"/>
+              <w:left w:type="dxa" w:w="120"/>
+              <w:bottom w:type="dxa" w:w="80"/>
+              <w:right w:type="dxa" w:w="120"/>
+            </w:tcMar>
+          </w:tcPr>
+          <w:p>
+            <w:pPr>
+              <w:spacing w:after="40"/>
+            </w:pPr>
+            <w:r>
+              <w:rPr>
+                <w:rFonts w:ascii="Times New Roman" w:eastAsia="標楷體"/>
+                <w:b w:val="false"/>
+                <w:bCs w:val="false"/>
+                <w:sz w:val="21"/>
+                <w:szCs w:val="21"/>
+              </w:rPr>
+              <w:t xml:space="preserve">於承包商環境內以實體設備或模擬環境辦理工廠驗收測試，驗證軟體模組功能、資料欄位定義、傳送頻率與回應時間。</w:t>
+            </w:r>
+          </w:p>
+          <w:p>
+            <w:pPr>
+              <w:spacing w:after="40"/>
+            </w:pPr>
+            <w:r>
+              <w:rPr>
+                <w:rFonts w:ascii="Times New Roman" w:eastAsia="標楷體"/>
+                <w:b w:val="false"/>
+                <w:bCs w:val="false"/>
+                <w:sz w:val="21"/>
+                <w:szCs w:val="21"/>
+              </w:rPr>
+              <w:t xml:space="preserve">Performs factory acceptance testing in the contractor environment using physical equipment or a simulated environment, verifying software module functions, data field definitions, transmission frequency and response time.</w:t>
+            </w:r>
+          </w:p>
+        </w:tc>
+      </w:tr>
+      <w:tr>
+        <w:tc>
+          <w:tcPr>
+            <w:tcW w:type="dxa" w:w="3400"/>
+            <w:tcMar>
+              <w:top w:type="dxa" w:w="80"/>
+              <w:left w:type="dxa" w:w="120"/>
+              <w:bottom w:type="dxa" w:w="80"/>
+              <w:right w:type="dxa" w:w="120"/>
+            </w:tcMar>
+          </w:tcPr>
+          <w:p>
+            <w:pPr>
+              <w:spacing w:after="40"/>
+            </w:pPr>
+            <w:r>
+              <w:rPr>
+                <w:rFonts w:ascii="Times New Roman" w:eastAsia="標楷體"/>
+                <w:b/>
+                <w:bCs/>
+                <w:sz w:val="21"/>
+                <w:szCs w:val="21"/>
+              </w:rPr>
+              <w:t xml:space="preserve">單機測試</w:t>
+            </w:r>
+          </w:p>
+          <w:p>
+            <w:pPr>
+              <w:spacing w:after="40"/>
+            </w:pPr>
+            <w:r>
+              <w:rPr>
+                <w:rFonts w:ascii="Times New Roman" w:eastAsia="標楷體"/>
+                <w:b/>
+                <w:bCs/>
+                <w:sz w:val="21"/>
+                <w:szCs w:val="21"/>
+              </w:rPr>
+              <w:t xml:space="preserve">Standalone Testing</w:t>
+            </w:r>
+          </w:p>
+        </w:tc>
+        <w:tc>
+          <w:tcPr>
+            <w:tcW w:type="dxa" w:w="6100"/>
+            <w:tcMar>
+              <w:top w:type="dxa" w:w="80"/>
+              <w:left w:type="dxa" w:w="120"/>
+              <w:bottom w:type="dxa" w:w="80"/>
+              <w:right w:type="dxa" w:w="120"/>
+            </w:tcMar>
+          </w:tcPr>
+          <w:p>
+            <w:pPr>
+              <w:spacing w:after="40"/>
+            </w:pPr>
+            <w:r>
+              <w:rPr>
+                <w:rFonts w:ascii="Times New Roman" w:eastAsia="標楷體"/>
+                <w:b w:val="false"/>
+                <w:bCs w:val="false"/>
+                <w:sz w:val="21"/>
+                <w:szCs w:val="21"/>
+              </w:rPr>
+              <w:t xml:space="preserve">以本系統單獨運作方式完成功能測試，確認在未介接其他子系統情況下之完整性與穩定性。</w:t>
+            </w:r>
+          </w:p>
+          <w:p>
+            <w:pPr>
+              <w:spacing w:after="40"/>
+            </w:pPr>
+            <w:r>
+              <w:rPr>
+                <w:rFonts w:ascii="Times New Roman" w:eastAsia="標楷體"/>
+                <w:b w:val="false"/>
+                <w:bCs w:val="false"/>
+                <w:sz w:val="21"/>
+                <w:szCs w:val="21"/>
+              </w:rPr>
+              <w:t xml:space="preserve">Completes functional testing with this system operating independently, confirming its completeness and stability without interfacing with other subsystems.</w:t>
+            </w:r>
+          </w:p>
+        </w:tc>
+      </w:tr>
+      <w:tr>
+        <w:tc>
+          <w:tcPr>
+            <w:tcW w:type="dxa" w:w="9500"/>
+            <w:gridSpan w:val="2"/>
+            <w:shd w:fill="F2F2F2" w:val="clear"/>
+            <w:tcMar>
+              <w:top w:type="dxa" w:w="80"/>
+              <w:left w:type="dxa" w:w="120"/>
+              <w:bottom w:type="dxa" w:w="80"/>
+              <w:right w:type="dxa" w:w="120"/>
+            </w:tcMar>
+          </w:tcPr>
+          <w:p>
+            <w:r>
+              <w:rPr>
+                <w:rFonts w:ascii="Times New Roman" w:eastAsia="標楷體"/>
+                <w:b/>
+                <w:bCs/>
+                <w:sz w:val="21"/>
+                <w:szCs w:val="21"/>
+              </w:rPr>
+              <w:t xml:space="preserve">階段四：跨子系統整合測試與營運</w:t>
+            </w:r>
+          </w:p>
+          <w:p>
+            <w:r>
+              <w:rPr>
+                <w:rFonts w:ascii="Times New Roman" w:eastAsia="標楷體"/>
+                <w:b/>
+                <w:bCs/>
+                <w:sz w:val="21"/>
+                <w:szCs w:val="21"/>
+              </w:rPr>
+              <w:t xml:space="preserve">Stage 4: Cross-Subsystem Integration Testing and Operation</w:t>
+            </w:r>
+          </w:p>
+        </w:tc>
+      </w:tr>
+      <w:tr>
+        <w:tc>
+          <w:tcPr>
+            <w:tcW w:type="dxa" w:w="3400"/>
+            <w:tcMar>
+              <w:top w:type="dxa" w:w="80"/>
+              <w:left w:type="dxa" w:w="120"/>
+              <w:bottom w:type="dxa" w:w="80"/>
+              <w:right w:type="dxa" w:w="120"/>
+            </w:tcMar>
+          </w:tcPr>
+          <w:p>
+            <w:pPr>
+              <w:spacing w:after="40"/>
+            </w:pPr>
+            <w:r>
+              <w:rPr>
+                <w:rFonts w:ascii="Times New Roman" w:eastAsia="標楷體"/>
+                <w:b/>
+                <w:bCs/>
+                <w:sz w:val="21"/>
+                <w:szCs w:val="21"/>
+              </w:rPr>
+              <w:t xml:space="preserve">子系統間相互測試</w:t>
+            </w:r>
+          </w:p>
+          <w:p>
+            <w:pPr>
+              <w:spacing w:after="40"/>
+            </w:pPr>
+            <w:r>
+              <w:rPr>
+                <w:rFonts w:ascii="Times New Roman" w:eastAsia="標楷體"/>
+                <w:b/>
+                <w:bCs/>
+                <w:sz w:val="21"/>
+                <w:szCs w:val="21"/>
+              </w:rPr>
+              <w:t xml:space="preserve">Inter-Subsystem Testing</w:t>
+            </w:r>
+          </w:p>
+        </w:tc>
+        <w:tc>
+          <w:tcPr>
+            <w:tcW w:type="dxa" w:w="6100"/>
+            <w:tcMar>
+              <w:top w:type="dxa" w:w="80"/>
+              <w:left w:type="dxa" w:w="120"/>
+              <w:bottom w:type="dxa" w:w="80"/>
+              <w:right w:type="dxa" w:w="120"/>
+            </w:tcMar>
+          </w:tcPr>
+          <w:p>
+            <w:pPr>
+              <w:spacing w:after="40"/>
+            </w:pPr>
+            <w:r>
+              <w:rPr>
+                <w:rFonts w:ascii="Times New Roman" w:eastAsia="標楷體"/>
+                <w:b w:val="false"/>
+                <w:bCs w:val="false"/>
+                <w:sz w:val="21"/>
+                <w:szCs w:val="21"/>
+              </w:rPr>
+              <w:t xml:space="preserve">與車輛巡航管理系統（中心端）及 IOT SCADA 監控管理系統辦理介接測試，驗證營運策略交付、執行結果回報及預估到站資訊提供。</w:t>
+            </w:r>
+          </w:p>
+          <w:p>
+            <w:pPr>
+              <w:spacing w:after="40"/>
+            </w:pPr>
+            <w:r>
+              <w:rPr>
+                <w:rFonts w:ascii="Times New Roman" w:eastAsia="標楷體"/>
+                <w:b w:val="false"/>
+                <w:bCs w:val="false"/>
+                <w:sz w:val="21"/>
+                <w:szCs w:val="21"/>
+              </w:rPr>
+              <w:t xml:space="preserve">Conducts interface testing with the Vehicle Cruise Management System (Center Side) and the IOT SCADA Monitoring and Management System, verifying the delivery of operating strategies, reporting of execution results and provision of estimated time of arrival information.</w:t>
+            </w:r>
+          </w:p>
+        </w:tc>
+      </w:tr>
+      <w:tr>
+        <w:tc>
+          <w:tcPr>
+            <w:tcW w:type="dxa" w:w="3400"/>
+            <w:tcMar>
+              <w:top w:type="dxa" w:w="80"/>
+              <w:left w:type="dxa" w:w="120"/>
+              <w:bottom w:type="dxa" w:w="80"/>
+              <w:right w:type="dxa" w:w="120"/>
+            </w:tcMar>
+          </w:tcPr>
+          <w:p>
+            <w:pPr>
+              <w:spacing w:after="40"/>
+            </w:pPr>
+            <w:r>
+              <w:rPr>
+                <w:rFonts w:ascii="Times New Roman" w:eastAsia="標楷體"/>
+                <w:b/>
+                <w:bCs/>
+                <w:sz w:val="21"/>
+                <w:szCs w:val="21"/>
+              </w:rPr>
+              <w:t xml:space="preserve">全系統整合測試（SIT）</w:t>
+            </w:r>
+          </w:p>
+          <w:p>
+            <w:pPr>
+              <w:spacing w:after="40"/>
+            </w:pPr>
+            <w:r>
+              <w:rPr>
+                <w:rFonts w:ascii="Times New Roman" w:eastAsia="標楷體"/>
+                <w:b/>
+                <w:bCs/>
+                <w:sz w:val="21"/>
+                <w:szCs w:val="21"/>
+              </w:rPr>
+              <w:t xml:space="preserve">System Integration Test</w:t>
+            </w:r>
+          </w:p>
+        </w:tc>
+        <w:tc>
+          <w:tcPr>
+            <w:tcW w:type="dxa" w:w="6100"/>
+            <w:tcMar>
+              <w:top w:type="dxa" w:w="80"/>
+              <w:left w:type="dxa" w:w="120"/>
+              <w:bottom w:type="dxa" w:w="80"/>
+              <w:right w:type="dxa" w:w="120"/>
+            </w:tcMar>
+          </w:tcPr>
+          <w:p>
+            <w:pPr>
+              <w:spacing w:after="40"/>
+            </w:pPr>
+            <w:r>
+              <w:rPr>
+                <w:rFonts w:ascii="Times New Roman" w:eastAsia="標楷體"/>
+                <w:b w:val="false"/>
+                <w:bCs w:val="false"/>
+                <w:sz w:val="21"/>
+                <w:szCs w:val="21"/>
+              </w:rPr>
+              <w:t xml:space="preserve">參與全系統整合測試，驗證本系統於完整場域環境中與各子系統之協同運作。</w:t>
+            </w:r>
+          </w:p>
+          <w:p>
+            <w:pPr>
+              <w:spacing w:after="40"/>
+            </w:pPr>
+            <w:r>
+              <w:rPr>
+                <w:rFonts w:ascii="Times New Roman" w:eastAsia="標楷體"/>
+                <w:b w:val="false"/>
+                <w:bCs w:val="false"/>
+                <w:sz w:val="21"/>
+                <w:szCs w:val="21"/>
+              </w:rPr>
+              <w:t xml:space="preserve">Participates in the system integration test to verify the coordinated operation of this system with all subsystems in the complete field environment.</w:t>
+            </w:r>
+          </w:p>
+        </w:tc>
+      </w:tr>
+      <w:tr>
+        <w:tc>
+          <w:tcPr>
+            <w:tcW w:type="dxa" w:w="3400"/>
+            <w:tcMar>
+              <w:top w:type="dxa" w:w="80"/>
+              <w:left w:type="dxa" w:w="120"/>
+              <w:bottom w:type="dxa" w:w="80"/>
+              <w:right w:type="dxa" w:w="120"/>
+            </w:tcMar>
+          </w:tcPr>
+          <w:p>
+            <w:pPr>
+              <w:spacing w:after="40"/>
+            </w:pPr>
+            <w:r>
+              <w:rPr>
+                <w:rFonts w:ascii="Times New Roman" w:eastAsia="標楷體"/>
+                <w:b/>
+                <w:bCs/>
+                <w:sz w:val="21"/>
+                <w:szCs w:val="21"/>
+              </w:rPr>
+              <w:t xml:space="preserve">系統營運測試</w:t>
+            </w:r>
+          </w:p>
+          <w:p>
+            <w:pPr>
+              <w:spacing w:after="40"/>
+            </w:pPr>
+            <w:r>
+              <w:rPr>
+                <w:rFonts w:ascii="Times New Roman" w:eastAsia="標楷體"/>
+                <w:b/>
+                <w:bCs/>
+                <w:sz w:val="21"/>
+                <w:szCs w:val="21"/>
+              </w:rPr>
+              <w:t xml:space="preserve">System Operation Test</w:t>
+            </w:r>
+          </w:p>
+        </w:tc>
+        <w:tc>
+          <w:tcPr>
+            <w:tcW w:type="dxa" w:w="6100"/>
+            <w:tcMar>
+              <w:top w:type="dxa" w:w="80"/>
+              <w:left w:type="dxa" w:w="120"/>
+              <w:bottom w:type="dxa" w:w="80"/>
+              <w:right w:type="dxa" w:w="120"/>
+            </w:tcMar>
+          </w:tcPr>
+          <w:p>
+            <w:pPr>
+              <w:spacing w:after="40"/>
+            </w:pPr>
+            <w:r>
+              <w:rPr>
+                <w:rFonts w:ascii="Times New Roman" w:eastAsia="標楷體"/>
+                <w:b w:val="false"/>
+                <w:bCs w:val="false"/>
+                <w:sz w:val="21"/>
+                <w:szCs w:val="21"/>
+              </w:rPr>
+              <w:t xml:space="preserve">依實際營運情境辦理營運測試，驗證班表部署、調度控制、事件處理及降級運轉之運作。</w:t>
+            </w:r>
+          </w:p>
+          <w:p>
+            <w:pPr>
+              <w:spacing w:after="40"/>
+            </w:pPr>
+            <w:r>
+              <w:rPr>
+                <w:rFonts w:ascii="Times New Roman" w:eastAsia="標楷體"/>
+                <w:b w:val="false"/>
+                <w:bCs w:val="false"/>
+                <w:sz w:val="21"/>
+                <w:szCs w:val="21"/>
+              </w:rPr>
+              <w:t xml:space="preserve">Conducts operation testing under actual operating scenarios to verify schedule deployment, dispatch control, event handling and degraded operation.</w:t>
             </w:r>
           </w:p>
         </w:tc>
       </w:tr>
     </w:tbl>
+    <w:p>
+      <w:pPr>
+        <w:spacing w:after="100" w:before="200"/>
+      </w:pPr>
+      <w:r>
+        <w:rPr>
+          <w:rFonts w:ascii="Times New Roman" w:eastAsia="標楷體"/>
+          <w:b/>
+          <w:bCs/>
+          <w:sz w:val="24"/>
+          <w:szCs w:val="24"/>
+        </w:rPr>
+        <w:t xml:space="preserve">主要里程碑 Key Milestones</w:t>
+      </w:r>
+    </w:p>
+    <w:tbl>
+      <w:tblPr>
+        <w:tblW w:type="dxa" w:w="9500"/>
+        <w:tblBorders>
+          <w:top w:val="single" w:color="auto" w:sz="4"/>
+          <w:left w:val="single" w:color="auto" w:sz="4"/>
+          <w:bottom w:val="single" w:color="auto" w:sz="4"/>
+          <w:right w:val="single" w:color="auto" w:sz="4"/>
+          <w:insideH w:val="single" w:color="auto" w:sz="4"/>
+          <w:insideV w:val="single" w:color="auto" w:sz="4"/>
+        </w:tblBorders>
+      </w:tblPr>
+      <w:tblGrid>
+        <w:gridCol w:w="2200"/>
+        <w:gridCol w:w="7300"/>
+      </w:tblGrid>
+      <w:tr>
+        <w:tc>
+          <w:tcPr>
+            <w:tcW w:type="dxa" w:w="2200"/>
+            <w:shd w:fill="D9D9D9" w:val="clear"/>
+            <w:tcMar>
+              <w:top w:type="dxa" w:w="70"/>
+              <w:left w:type="dxa" w:w="110"/>
+              <w:bottom w:type="dxa" w:w="70"/>
+              <w:right w:type="dxa" w:w="110"/>
+            </w:tcMar>
+          </w:tcPr>
+          <w:p>
+            <w:r>
+              <w:rPr>
+                <w:rFonts w:ascii="Times New Roman" w:eastAsia="標楷體"/>
+                <w:b/>
+                <w:bCs/>
+                <w:sz w:val="21"/>
+                <w:szCs w:val="21"/>
+              </w:rPr>
+              <w:t xml:space="preserve">時間 Date</w:t>
+            </w:r>
+          </w:p>
+        </w:tc>
+        <w:tc>
+          <w:tcPr>
+            <w:tcW w:type="dxa" w:w="7300"/>
+            <w:shd w:fill="D9D9D9" w:val="clear"/>
+            <w:tcMar>
+              <w:top w:type="dxa" w:w="70"/>
+              <w:left w:type="dxa" w:w="110"/>
+              <w:bottom w:type="dxa" w:w="70"/>
+              <w:right w:type="dxa" w:w="110"/>
+            </w:tcMar>
+          </w:tcPr>
+          <w:p>
+            <w:r>
+              <w:rPr>
+                <w:rFonts w:ascii="Times New Roman" w:eastAsia="標楷體"/>
+                <w:b/>
+                <w:bCs/>
+                <w:sz w:val="21"/>
+                <w:szCs w:val="21"/>
+              </w:rPr>
+              <w:t xml:space="preserve">里程碑 Milestone</w:t>
+            </w:r>
+          </w:p>
+        </w:tc>
+      </w:tr>
+      <w:tr>
+        <w:tc>
+          <w:tcPr>
+            <w:tcW w:type="dxa" w:w="2200"/>
+            <w:tcMar>
+              <w:top w:type="dxa" w:w="70"/>
+              <w:left w:type="dxa" w:w="110"/>
+              <w:bottom w:type="dxa" w:w="70"/>
+              <w:right w:type="dxa" w:w="110"/>
+            </w:tcMar>
+          </w:tcPr>
+          <w:p>
+            <w:r>
+              <w:rPr>
+                <w:rFonts w:ascii="Times New Roman" w:eastAsia="標楷體"/>
+                <w:b/>
+                <w:bCs/>
+                <w:sz w:val="21"/>
+                <w:szCs w:val="21"/>
+              </w:rPr>
+              <w:t xml:space="preserve">4/10</w:t>
+            </w:r>
+          </w:p>
+        </w:tc>
+        <w:tc>
+          <w:tcPr>
+            <w:tcW w:type="dxa" w:w="7300"/>
+            <w:tcMar>
+              <w:top w:type="dxa" w:w="70"/>
+              <w:left w:type="dxa" w:w="110"/>
+              <w:bottom w:type="dxa" w:w="70"/>
+              <w:right w:type="dxa" w:w="110"/>
+            </w:tcMar>
+          </w:tcPr>
+          <w:p>
+            <w:r>
+              <w:rPr>
+                <w:rFonts w:ascii="Times New Roman" w:eastAsia="標楷體"/>
+                <w:sz w:val="21"/>
+                <w:szCs w:val="21"/>
+              </w:rPr>
+              <w:t xml:space="preserve">單機測試 Standalone Testing</w:t>
+            </w:r>
+          </w:p>
+        </w:tc>
+      </w:tr>
+      <w:tr>
+        <w:tc>
+          <w:tcPr>
+            <w:tcW w:type="dxa" w:w="2200"/>
+            <w:tcMar>
+              <w:top w:type="dxa" w:w="70"/>
+              <w:left w:type="dxa" w:w="110"/>
+              <w:bottom w:type="dxa" w:w="70"/>
+              <w:right w:type="dxa" w:w="110"/>
+            </w:tcMar>
+          </w:tcPr>
+          <w:p>
+            <w:r>
+              <w:rPr>
+                <w:rFonts w:ascii="Times New Roman" w:eastAsia="標楷體"/>
+                <w:b/>
+                <w:bCs/>
+                <w:sz w:val="21"/>
+                <w:szCs w:val="21"/>
+              </w:rPr>
+              <w:t xml:space="preserve">7/1</w:t>
+            </w:r>
+          </w:p>
+        </w:tc>
+        <w:tc>
+          <w:tcPr>
+            <w:tcW w:type="dxa" w:w="7300"/>
+            <w:tcMar>
+              <w:top w:type="dxa" w:w="70"/>
+              <w:left w:type="dxa" w:w="110"/>
+              <w:bottom w:type="dxa" w:w="70"/>
+              <w:right w:type="dxa" w:w="110"/>
+            </w:tcMar>
+          </w:tcPr>
+          <w:p>
+            <w:r>
+              <w:rPr>
+                <w:rFonts w:ascii="Times New Roman" w:eastAsia="標楷體"/>
+                <w:sz w:val="21"/>
+                <w:szCs w:val="21"/>
+              </w:rPr>
+              <w:t xml:space="preserve">系統整合測試 System Integration Test</w:t>
+            </w:r>
+          </w:p>
+        </w:tc>
+      </w:tr>
+      <w:tr>
+        <w:tc>
+          <w:tcPr>
+            <w:tcW w:type="dxa" w:w="2200"/>
+            <w:tcMar>
+              <w:top w:type="dxa" w:w="70"/>
+              <w:left w:type="dxa" w:w="110"/>
+              <w:bottom w:type="dxa" w:w="70"/>
+              <w:right w:type="dxa" w:w="110"/>
+            </w:tcMar>
+          </w:tcPr>
+          <w:p>
+            <w:r>
+              <w:rPr>
+                <w:rFonts w:ascii="Times New Roman" w:eastAsia="標楷體"/>
+                <w:b/>
+                <w:bCs/>
+                <w:sz w:val="21"/>
+                <w:szCs w:val="21"/>
+              </w:rPr>
+              <w:t xml:space="preserve">10/14</w:t>
+            </w:r>
+          </w:p>
+        </w:tc>
+        <w:tc>
+          <w:tcPr>
+            <w:tcW w:type="dxa" w:w="7300"/>
+            <w:tcMar>
+              <w:top w:type="dxa" w:w="70"/>
+              <w:left w:type="dxa" w:w="110"/>
+              <w:bottom w:type="dxa" w:w="70"/>
+              <w:right w:type="dxa" w:w="110"/>
+            </w:tcMar>
+          </w:tcPr>
+          <w:p>
+            <w:r>
+              <w:rPr>
+                <w:rFonts w:ascii="Times New Roman" w:eastAsia="標楷體"/>
+                <w:sz w:val="21"/>
+                <w:szCs w:val="21"/>
+              </w:rPr>
+              <w:t xml:space="preserve">實質完工 Substantial Completion</w:t>
+            </w:r>
+          </w:p>
+        </w:tc>
+      </w:tr>
+    </w:tbl>
+    <w:p>
+      <w:pPr>
+        <w:spacing w:after="80"/>
+      </w:pPr>
+      <w:r>
+        <w:rPr>
+          <w:rFonts w:ascii="Times New Roman" w:eastAsia="標楷體"/>
+          <w:sz w:val="20"/>
+          <w:szCs w:val="20"/>
+        </w:rPr>
+        <w:t xml:space="preserve">註：各階段起訖時間與里程碑日期依「T3 PMS 車輛監控系統時程表」辦理，後續依實際開發狀況調整。</w:t>
+      </w:r>
+    </w:p>
     <w:sectPr>
       <w:pgSz w:w="11906" w:h="16838" w:orient="portrait"/>
       <w:pgMar w:top="1440" w:right="1440" w:bottom="1440" w:left="1440" w:header="708" w:footer="708" w:gutter="0"/>

--- a/document/TP13C_2-2-4_開發進度.docx
+++ b/document/TP13C_2-2-4_開發進度.docx
@@ -20,7 +20,7 @@
     </w:p>
     <w:tbl>
       <w:tblPr>
-        <w:tblW w:type="dxa" w:w="10800"/>
+        <w:tblW w:type="dxa" w:w="8864"/>
         <w:tblBorders>
           <w:top w:val="single" w:color="auto" w:sz="4"/>
           <w:left w:val="single" w:color="auto" w:sz="4"/>
@@ -31,14 +31,14 @@
         </w:tblBorders>
       </w:tblPr>
       <w:tblGrid>
-        <w:gridCol w:w="2200"/>
-        <w:gridCol w:w="3400"/>
-        <w:gridCol w:w="5200"/>
+        <w:gridCol w:w="2872"/>
+        <w:gridCol w:w="2455"/>
+        <w:gridCol w:w="3537"/>
       </w:tblGrid>
       <w:tr>
         <w:tc>
           <w:tcPr>
-            <w:tcW w:type="dxa" w:w="2200"/>
+            <w:tcW w:type="dxa" w:w="2872"/>
             <w:tcMar>
               <w:top w:type="dxa" w:w="80"/>
               <w:left w:type="dxa" w:w="120"/>
@@ -61,7 +61,7 @@
         </w:tc>
         <w:tc>
           <w:tcPr>
-            <w:tcW w:type="dxa" w:w="3400"/>
+            <w:tcW w:type="dxa" w:w="2455"/>
             <w:tcMar>
               <w:top w:type="dxa" w:w="80"/>
               <w:left w:type="dxa" w:w="120"/>
@@ -84,7 +84,7 @@
         </w:tc>
         <w:tc>
           <w:tcPr>
-            <w:tcW w:type="dxa" w:w="5200"/>
+            <w:tcW w:type="dxa" w:w="3537"/>
             <w:tcMar>
               <w:top w:type="dxa" w:w="80"/>
               <w:left w:type="dxa" w:w="120"/>
@@ -109,7 +109,7 @@
       <w:tr>
         <w:tc>
           <w:tcPr>
-            <w:tcW w:type="dxa" w:w="2200"/>
+            <w:tcW w:type="dxa" w:w="2872"/>
             <w:tcMar>
               <w:top w:type="dxa" w:w="80"/>
               <w:left w:type="dxa" w:w="120"/>
@@ -132,7 +132,7 @@
         </w:tc>
         <w:tc>
           <w:tcPr>
-            <w:tcW w:type="dxa" w:w="3400"/>
+            <w:tcW w:type="dxa" w:w="2455"/>
             <w:tcMar>
               <w:top w:type="dxa" w:w="80"/>
               <w:left w:type="dxa" w:w="120"/>
@@ -155,7 +155,7 @@
         </w:tc>
         <w:tc>
           <w:tcPr>
-            <w:tcW w:type="dxa" w:w="5200"/>
+            <w:tcW w:type="dxa" w:w="3537"/>
             <w:tcMar>
               <w:top w:type="dxa" w:w="80"/>
               <w:left w:type="dxa" w:w="120"/>
@@ -180,7 +180,7 @@
       <w:tr>
         <w:tc>
           <w:tcPr>
-            <w:tcW w:type="dxa" w:w="2200"/>
+            <w:tcW w:type="dxa" w:w="2872"/>
             <w:tcMar>
               <w:top w:type="dxa" w:w="80"/>
               <w:left w:type="dxa" w:w="120"/>
@@ -203,7 +203,7 @@
         </w:tc>
         <w:tc>
           <w:tcPr>
-            <w:tcW w:type="dxa" w:w="3400"/>
+            <w:tcW w:type="dxa" w:w="2455"/>
             <w:tcMar>
               <w:top w:type="dxa" w:w="80"/>
               <w:left w:type="dxa" w:w="120"/>
@@ -226,7 +226,7 @@
         </w:tc>
         <w:tc>
           <w:tcPr>
-            <w:tcW w:type="dxa" w:w="5200"/>
+            <w:tcW w:type="dxa" w:w="3537"/>
             <w:tcMar>
               <w:top w:type="dxa" w:w="80"/>
               <w:left w:type="dxa" w:w="120"/>
@@ -251,7 +251,7 @@
       <w:tr>
         <w:tc>
           <w:tcPr>
-            <w:tcW w:type="dxa" w:w="2200"/>
+            <w:tcW w:type="dxa" w:w="2872"/>
             <w:tcMar>
               <w:top w:type="dxa" w:w="80"/>
               <w:left w:type="dxa" w:w="120"/>
@@ -274,7 +274,7 @@
         </w:tc>
         <w:tc>
           <w:tcPr>
-            <w:tcW w:type="dxa" w:w="3400"/>
+            <w:tcW w:type="dxa" w:w="2455"/>
             <w:tcMar>
               <w:top w:type="dxa" w:w="80"/>
               <w:left w:type="dxa" w:w="120"/>
@@ -297,7 +297,7 @@
         </w:tc>
         <w:tc>
           <w:tcPr>
-            <w:tcW w:type="dxa" w:w="5200"/>
+            <w:tcW w:type="dxa" w:w="3537"/>
             <w:tcMar>
               <w:top w:type="dxa" w:w="80"/>
               <w:left w:type="dxa" w:w="120"/>
@@ -322,7 +322,7 @@
       <w:tr>
         <w:tc>
           <w:tcPr>
-            <w:tcW w:type="dxa" w:w="2200"/>
+            <w:tcW w:type="dxa" w:w="2872"/>
             <w:tcMar>
               <w:top w:type="dxa" w:w="80"/>
               <w:left w:type="dxa" w:w="120"/>
@@ -345,7 +345,7 @@
         </w:tc>
         <w:tc>
           <w:tcPr>
-            <w:tcW w:type="dxa" w:w="3400"/>
+            <w:tcW w:type="dxa" w:w="2455"/>
             <w:tcMar>
               <w:top w:type="dxa" w:w="80"/>
               <w:left w:type="dxa" w:w="120"/>
@@ -368,7 +368,7 @@
         </w:tc>
         <w:tc>
           <w:tcPr>
-            <w:tcW w:type="dxa" w:w="5200"/>
+            <w:tcW w:type="dxa" w:w="3537"/>
             <w:tcMar>
               <w:top w:type="dxa" w:w="80"/>
               <w:left w:type="dxa" w:w="120"/>
@@ -393,7 +393,7 @@
       <w:tr>
         <w:tc>
           <w:tcPr>
-            <w:tcW w:type="dxa" w:w="2200"/>
+            <w:tcW w:type="dxa" w:w="2872"/>
             <w:tcMar>
               <w:top w:type="dxa" w:w="80"/>
               <w:left w:type="dxa" w:w="120"/>
@@ -416,7 +416,7 @@
         </w:tc>
         <w:tc>
           <w:tcPr>
-            <w:tcW w:type="dxa" w:w="3400"/>
+            <w:tcW w:type="dxa" w:w="2455"/>
             <w:tcMar>
               <w:top w:type="dxa" w:w="80"/>
               <w:left w:type="dxa" w:w="120"/>
@@ -439,7 +439,7 @@
         </w:tc>
         <w:tc>
           <w:tcPr>
-            <w:tcW w:type="dxa" w:w="5200"/>
+            <w:tcW w:type="dxa" w:w="3537"/>
             <w:tcMar>
               <w:top w:type="dxa" w:w="80"/>
               <w:left w:type="dxa" w:w="120"/>
@@ -464,7 +464,7 @@
     </w:tbl>
     <w:sectPr>
       <w:pgSz w:w="11906" w:h="16838" w:orient="portrait"/>
-      <w:pgMar w:top="1440" w:right="1440" w:bottom="1440" w:left="1440" w:header="708" w:footer="708" w:gutter="0"/>
+      <w:pgMar w:top="1701" w:right="1134" w:bottom="1134" w:left="1134" w:header="708" w:footer="708" w:gutter="0"/>
       <w:pgNumType/>
       <w:docGrid w:linePitch="360"/>
     </w:sectPr>
